--- a/docs/syllabus/Syllabus_LPCI1121_Mecanique_1.docx
+++ b/docs/syllabus/Syllabus_LPCI1121_Mecanique_1.docx
@@ -2687,7 +2687,7 @@
                 <w:color w:val="000000" w:themeColor="text1"/>
                 <w:lang w:val="fr-FR"/>
               </w:rPr>
-              <w:t xml:space="preserve">A11 : Représentation d’un vecteur ; sommes et produits en composantes (cahier ch. 1, fiches 01 à 03 ; TD n°1, ex. 1 à 5).</w:t>
+              <w:t xml:space="preserve">A11 : Représenter un vecteur : composantes, module et cosinus directeurs (cahier ch. 1, fiche 01 ; TD n°1, ex. 1).</w:t>
             </w:r>
           </w:p>
           <w:p>
@@ -2705,7 +2705,7 @@
                 <w:color w:val="000000" w:themeColor="text1"/>
                 <w:lang w:val="fr-FR"/>
               </w:rPr>
-              <w:t xml:space="preserve">A12 : Interprétation géométrique des produits : angle, projection, aire, volume (cahier ch. 1, fiche 04 ; TD n°1, ex. 4 à 6).</w:t>
+              <w:t xml:space="preserve">A12 : Additionner et soustraire des vecteurs (cahier ch. 1, fiche 02 ; TD n°1, ex. 2 et 3).</w:t>
             </w:r>
           </w:p>
           <w:p>
@@ -2723,7 +2723,7 @@
                 <w:color w:val="000000" w:themeColor="text1"/>
                 <w:lang w:val="fr-FR"/>
               </w:rPr>
-              <w:t xml:space="preserve">A13 : Calcul du moment d’un vecteur et dérivation d’un vecteur (cahier ch. 1, fiches 05 et 06 ; TD n°1, ex. 7 et 8).</w:t>
+              <w:t xml:space="preserve">A13 : Calculer des produits scalaire, vectoriel et mixte en composantes (cahier ch. 1, fiche 03 ; TD n°1, ex. 5).</w:t>
             </w:r>
           </w:p>
           <w:p>
@@ -2741,7 +2741,97 @@
                 <w:color w:val="000000" w:themeColor="text1"/>
                 <w:lang w:val="fr-FR"/>
               </w:rPr>
-              <w:t xml:space="preserve">A14 : Comparaison des systèmes de coordonnées et écriture du déplacement élémentaire (cahier ch. 2, fiche 02 ; cahier ch. 4, fiche 01).</w:t>
+              <w:t xml:space="preserve">A14 : Interpréter géométriquement les produits : angle, projection, aire, volume (cahier ch. 1, fiche 04 ; TD n°1, ex. 4 à 6).</w:t>
+            </w:r>
+          </w:p>
+          <w:p>
+            <w:pPr>
+              <w:spacing w:after="60" w:line="240" w:lineRule="auto"/>
+              <w:rPr>
+                <w:rFonts w:ascii="Tahoma" w:hAnsi="Tahoma" w:cs="Tahoma"/>
+                <w:color w:val="000000" w:themeColor="text1"/>
+                <w:lang w:val="fr-FR"/>
+              </w:rPr>
+            </w:pPr>
+            <w:r>
+              <w:rPr>
+                <w:rFonts w:ascii="Tahoma" w:hAnsi="Tahoma" w:cs="Tahoma"/>
+                <w:color w:val="000000" w:themeColor="text1"/>
+                <w:lang w:val="fr-FR"/>
+              </w:rPr>
+              <w:t xml:space="preserve">A15 : Calculer le moment d’un vecteur par rapport à un point et à un axe (cahier ch. 1, fiche 05 ; TD n°1, ex. 7).</w:t>
+            </w:r>
+          </w:p>
+          <w:p>
+            <w:pPr>
+              <w:spacing w:after="60" w:line="240" w:lineRule="auto"/>
+              <w:rPr>
+                <w:rFonts w:ascii="Tahoma" w:hAnsi="Tahoma" w:cs="Tahoma"/>
+                <w:color w:val="000000" w:themeColor="text1"/>
+                <w:lang w:val="fr-FR"/>
+              </w:rPr>
+            </w:pPr>
+            <w:r>
+              <w:rPr>
+                <w:rFonts w:ascii="Tahoma" w:hAnsi="Tahoma" w:cs="Tahoma"/>
+                <w:color w:val="000000" w:themeColor="text1"/>
+                <w:lang w:val="fr-FR"/>
+              </w:rPr>
+              <w:t xml:space="preserve">A16 : Dériver un vecteur par rapport au temps (cahier ch. 1, fiche 06 ; TD n°1, ex. 8).</w:t>
+            </w:r>
+          </w:p>
+          <w:p>
+            <w:pPr>
+              <w:spacing w:after="60" w:line="240" w:lineRule="auto"/>
+              <w:rPr>
+                <w:rFonts w:ascii="Tahoma" w:hAnsi="Tahoma" w:cs="Tahoma"/>
+                <w:color w:val="000000" w:themeColor="text1"/>
+                <w:lang w:val="fr-FR"/>
+              </w:rPr>
+            </w:pPr>
+            <w:r>
+              <w:rPr>
+                <w:rFonts w:ascii="Tahoma" w:hAnsi="Tahoma" w:cs="Tahoma"/>
+                <w:color w:val="000000" w:themeColor="text1"/>
+                <w:lang w:val="fr-FR"/>
+              </w:rPr>
+              <w:t xml:space="preserve">A17 : Comparer les systèmes de coordonnées et leurs bases locales (cahier ch. 2, fiche 02).</w:t>
+            </w:r>
+          </w:p>
+          <w:p>
+            <w:pPr>
+              <w:spacing w:after="60" w:line="240" w:lineRule="auto"/>
+              <w:rPr>
+                <w:rFonts w:ascii="Tahoma" w:hAnsi="Tahoma" w:cs="Tahoma"/>
+                <w:color w:val="000000" w:themeColor="text1"/>
+                <w:lang w:val="fr-FR"/>
+              </w:rPr>
+            </w:pPr>
+            <w:r>
+              <w:rPr>
+                <w:rFonts w:ascii="Tahoma" w:hAnsi="Tahoma" w:cs="Tahoma"/>
+                <w:color w:val="000000" w:themeColor="text1"/>
+                <w:lang w:val="fr-FR"/>
+              </w:rPr>
+              <w:t xml:space="preserve">A18 : Écrire le déplacement élémentaire dans chaque système de coordonnées (cahier ch. 4, fiche 01).</w:t>
+            </w:r>
+          </w:p>
+          <w:p>
+            <w:pPr>
+              <w:spacing w:after="60" w:line="240" w:lineRule="auto"/>
+              <w:rPr>
+                <w:rFonts w:ascii="Tahoma" w:hAnsi="Tahoma" w:cs="Tahoma"/>
+                <w:color w:val="000000" w:themeColor="text1"/>
+                <w:lang w:val="fr-FR"/>
+              </w:rPr>
+            </w:pPr>
+            <w:r>
+              <w:rPr>
+                <w:rFonts w:ascii="Tahoma" w:hAnsi="Tahoma" w:cs="Tahoma"/>
+                <w:color w:val="000000" w:themeColor="text1"/>
+                <w:lang w:val="fr-FR"/>
+              </w:rPr>
+              <w:t xml:space="preserve">B1 : bilan du chapitre 1 : quiz, exercices d’entraînement et grille d’autoévaluation (cahier ch. 1, fiche 07).</w:t>
             </w:r>
           </w:p>
         </w:tc>
@@ -2987,7 +3077,7 @@
                 <w:color w:val="000000" w:themeColor="text1"/>
                 <w:lang w:val="fr-FR"/>
               </w:rPr>
-              <w:t xml:space="preserve">A21 : Étude de mouvements rectilignes : équations horaires, diagrammes (cahier ch. 2, fiche 01 ; TD n°2, ex. 1 et 2).</w:t>
+              <w:t xml:space="preserve">A21 : Étudier un mouvement rectiligne : position, vitesse, accélération (cahier ch. 2, fiche 01 ; TD n°2, ex. 1 et 2).</w:t>
             </w:r>
           </w:p>
           <w:p>
@@ -3005,7 +3095,7 @@
                 <w:color w:val="000000" w:themeColor="text1"/>
                 <w:lang w:val="fr-FR"/>
               </w:rPr>
-              <w:t xml:space="preserve">A22 : Vitesse et accélération en coordonnées cartésiennes et dans la base de Frenet (cahier ch. 2, fiches 03 et 04 ; TD n°2, ex. 3 à 5).</w:t>
+              <w:t xml:space="preserve">A22 : Établir vitesse et accélération en coordonnées cartésiennes (cahier ch. 2, fiche 03 ; TD n°2, ex. 3).</w:t>
             </w:r>
           </w:p>
           <w:p>
@@ -3023,7 +3113,7 @@
                 <w:color w:val="000000" w:themeColor="text1"/>
                 <w:lang w:val="fr-FR"/>
               </w:rPr>
-              <w:t xml:space="preserve">A23 : Vitesse et accélération en coordonnées polaires, cylindriques et sphériques (cahier ch. 2, fiches 05 et 06 ; TD n°2, ex. 6 à 8).</w:t>
+              <w:t xml:space="preserve">A23 : Utiliser la base de Frenet : accélérations tangentielle et normale, rayon de courbure (cahier ch. 2, fiche 04 ; TD n°2, ex. 4 et 5).</w:t>
             </w:r>
           </w:p>
           <w:p>
@@ -3041,7 +3131,43 @@
                 <w:color w:val="000000" w:themeColor="text1"/>
                 <w:lang w:val="fr-FR"/>
               </w:rPr>
-              <w:t xml:space="preserve">A24 : Bilan du chapitre : quiz (au moins 8/10), exercices d’entraînement et grille d’autoévaluation (cahier ch. 2, fiche 08).</w:t>
+              <w:t xml:space="preserve">A24 : Établir vitesse et accélération en coordonnées polaires (cahier ch. 2, fiche 05 ; TD n°2, ex. 6).</w:t>
+            </w:r>
+          </w:p>
+          <w:p>
+            <w:pPr>
+              <w:spacing w:after="60" w:line="240" w:lineRule="auto"/>
+              <w:rPr>
+                <w:rFonts w:ascii="Tahoma" w:hAnsi="Tahoma" w:cs="Tahoma"/>
+                <w:color w:val="000000" w:themeColor="text1"/>
+                <w:lang w:val="fr-FR"/>
+              </w:rPr>
+            </w:pPr>
+            <w:r>
+              <w:rPr>
+                <w:rFonts w:ascii="Tahoma" w:hAnsi="Tahoma" w:cs="Tahoma"/>
+                <w:color w:val="000000" w:themeColor="text1"/>
+                <w:lang w:val="fr-FR"/>
+              </w:rPr>
+              <w:t xml:space="preserve">A25 : Établir vitesse et accélération en coordonnées cylindriques et sphériques (cahier ch. 2, fiche 06 ; TD n°2, ex. 7 et 8).</w:t>
+            </w:r>
+          </w:p>
+          <w:p>
+            <w:pPr>
+              <w:spacing w:after="60" w:line="240" w:lineRule="auto"/>
+              <w:rPr>
+                <w:rFonts w:ascii="Tahoma" w:hAnsi="Tahoma" w:cs="Tahoma"/>
+                <w:color w:val="000000" w:themeColor="text1"/>
+                <w:lang w:val="fr-FR"/>
+              </w:rPr>
+            </w:pPr>
+            <w:r>
+              <w:rPr>
+                <w:rFonts w:ascii="Tahoma" w:hAnsi="Tahoma" w:cs="Tahoma"/>
+                <w:color w:val="000000" w:themeColor="text1"/>
+                <w:lang w:val="fr-FR"/>
+              </w:rPr>
+              <w:t xml:space="preserve">B2 : bilan du chapitre 2 : quiz, exercices d’entraînement et grille d’autoévaluation (cahier ch. 2, fiche 08).</w:t>
             </w:r>
           </w:p>
         </w:tc>
@@ -3290,7 +3416,7 @@
                 <w:color w:val="000000" w:themeColor="text1"/>
                 <w:lang w:val="fr-FR"/>
               </w:rPr>
-              <w:t xml:space="preserve">A31 : Choix d’un référentiel et principe d’inertie ; équilibre d’un point (cahier ch. 3, fiche 01 ; TD n°3, ex. 1).</w:t>
+              <w:t xml:space="preserve">A31 : Choisir un référentiel et appliquer le principe d’inertie (cahier ch. 3, fiche 01 ; TD n°3, ex. 1).</w:t>
             </w:r>
           </w:p>
           <w:p>
@@ -3308,7 +3434,7 @@
                 <w:color w:val="000000" w:themeColor="text1"/>
                 <w:lang w:val="fr-FR"/>
               </w:rPr>
-              <w:t xml:space="preserve">A32 : Principe fondamental de la dynamique, actions réciproques, forces usuelles et frottements (cahier ch. 3, fiches 02 et 04 ; TD n°3, ex. 2, 3 et 5).</w:t>
+              <w:t xml:space="preserve">A32 : Appliquer le principe fondamental de la dynamique et le principe des actions réciproques (cahier ch. 3, fiche 02 ; TD n°3, ex. 2 et 3).</w:t>
             </w:r>
           </w:p>
           <w:p>
@@ -3326,7 +3452,7 @@
                 <w:color w:val="000000" w:themeColor="text1"/>
                 <w:lang w:val="fr-FR"/>
               </w:rPr>
-              <w:t xml:space="preserve">A33 : Conservation de la quantité de mouvement (cahier ch. 3, fiche 03 ; TD n°3, ex. 4).</w:t>
+              <w:t xml:space="preserve">A33 : Utiliser la conservation de la quantité de mouvement (cahier ch. 3, fiche 03 ; TD n°3, ex. 4).</w:t>
             </w:r>
           </w:p>
           <w:p>
@@ -3344,7 +3470,61 @@
                 <w:color w:val="000000" w:themeColor="text1"/>
                 <w:lang w:val="fr-FR"/>
               </w:rPr>
-              <w:t xml:space="preserve">A34 : Établissement et résolution des équations différentielles du mouvement : chute freinée, oscillateur (cahier ch. 3, fiches 06 et 07 ; TD n°3, ex. 6 et 8 ; TP 1 et 2 sur la plateforme).</w:t>
+              <w:t xml:space="preserve">A34 : Exprimer les forces usuelles et les frottements (cahier ch. 3, fiche 04 ; TD n°3, ex. 5).</w:t>
+            </w:r>
+          </w:p>
+          <w:p>
+            <w:pPr>
+              <w:spacing w:after="60" w:line="240" w:lineRule="auto"/>
+              <w:rPr>
+                <w:rFonts w:ascii="Tahoma" w:hAnsi="Tahoma" w:cs="Tahoma"/>
+                <w:color w:val="000000" w:themeColor="text1"/>
+                <w:lang w:val="fr-FR"/>
+              </w:rPr>
+            </w:pPr>
+            <w:r>
+              <w:rPr>
+                <w:rFonts w:ascii="Tahoma" w:hAnsi="Tahoma" w:cs="Tahoma"/>
+                <w:color w:val="000000" w:themeColor="text1"/>
+                <w:lang w:val="fr-FR"/>
+              </w:rPr>
+              <w:t xml:space="preserve">A35 : Établir et résoudre l’équation différentielle d’un mouvement (cahier ch. 3, fiche 06 ; TD n°3, ex. 6 et 8).</w:t>
+            </w:r>
+          </w:p>
+          <w:p>
+            <w:pPr>
+              <w:spacing w:after="60" w:line="240" w:lineRule="auto"/>
+              <w:rPr>
+                <w:rFonts w:ascii="Tahoma" w:hAnsi="Tahoma" w:cs="Tahoma"/>
+                <w:color w:val="000000" w:themeColor="text1"/>
+                <w:lang w:val="fr-FR"/>
+              </w:rPr>
+            </w:pPr>
+            <w:r>
+              <w:rPr>
+                <w:rFonts w:ascii="Tahoma" w:hAnsi="Tahoma" w:cs="Tahoma"/>
+                <w:color w:val="000000" w:themeColor="text1"/>
+                <w:lang w:val="fr-FR"/>
+              </w:rPr>
+              <w:t xml:space="preserve">A36 : Étudier des oscillateurs en manipulant : TP 1 (pendule simple) et TP 2 (masse-ressort) (cahier ch. 3, fiche 07 ; TP 1 et 2).</w:t>
+            </w:r>
+          </w:p>
+          <w:p>
+            <w:pPr>
+              <w:spacing w:after="60" w:line="240" w:lineRule="auto"/>
+              <w:rPr>
+                <w:rFonts w:ascii="Tahoma" w:hAnsi="Tahoma" w:cs="Tahoma"/>
+                <w:color w:val="000000" w:themeColor="text1"/>
+                <w:lang w:val="fr-FR"/>
+              </w:rPr>
+            </w:pPr>
+            <w:r>
+              <w:rPr>
+                <w:rFonts w:ascii="Tahoma" w:hAnsi="Tahoma" w:cs="Tahoma"/>
+                <w:color w:val="000000" w:themeColor="text1"/>
+                <w:lang w:val="fr-FR"/>
+              </w:rPr>
+              <w:t xml:space="preserve">B3 : bilan du chapitre 3 : quiz, exercices d’entraînement et grille d’autoévaluation (cahier ch. 3, fiche 08).</w:t>
             </w:r>
           </w:p>
         </w:tc>
@@ -3589,7 +3769,7 @@
                 <w:color w:val="000000" w:themeColor="text1"/>
                 <w:lang w:val="fr-FR"/>
               </w:rPr>
-              <w:t xml:space="preserve">A41 : Calcul du travail et de la puissance d’une force (cahier ch. 4, fiches 02 et 03 ; TD n°4, ex. 1 à 3).</w:t>
+              <w:t xml:space="preserve">A41 : Appliquer le théorème du moment cinétique à un mouvement à force centrale (cahier ch. 3, fiche 05 ; TD n°3, ex. 7).</w:t>
             </w:r>
           </w:p>
           <w:p>
@@ -3607,7 +3787,7 @@
                 <w:color w:val="000000" w:themeColor="text1"/>
                 <w:lang w:val="fr-FR"/>
               </w:rPr>
-              <w:t xml:space="preserve">A42 : Théorème de l’énergie cinétique, énergie potentielle et conservation de l’énergie mécanique (cahier ch. 4, fiches 04 à 06 ; TD n°4, ex. 4, 5, 7 et 8).</w:t>
+              <w:t xml:space="preserve">A42 : Calculer le travail d’une force constante ou variable (cahier ch. 4, fiche 02 ; TD n°4, ex. 1 et 2).</w:t>
             </w:r>
           </w:p>
           <w:p>
@@ -3625,7 +3805,7 @@
                 <w:color w:val="000000" w:themeColor="text1"/>
                 <w:lang w:val="fr-FR"/>
               </w:rPr>
-              <w:t xml:space="preserve">A43 : Lecture d’un graphe d’énergie potentielle : équilibre et stabilité (cahier ch. 4, fiche 07 ; TD n°4, ex. 6 ; simulation).</w:t>
+              <w:t xml:space="preserve">A43 : Calculer une puissance mécanique (cahier ch. 4, fiche 03 ; TD n°4, ex. 3).</w:t>
             </w:r>
           </w:p>
           <w:p>
@@ -3643,7 +3823,79 @@
                 <w:color w:val="000000" w:themeColor="text1"/>
                 <w:lang w:val="fr-FR"/>
               </w:rPr>
-              <w:t xml:space="preserve">A44 : Théorème du moment cinétique et forces centrales (cahier ch. 3, fiche 05 ; TD n°3, ex. 7).</w:t>
+              <w:t xml:space="preserve">A44 : Appliquer le théorème de l’énergie cinétique (cahier ch. 4, fiche 04 ; TD n°4, ex. 4).</w:t>
+            </w:r>
+          </w:p>
+          <w:p>
+            <w:pPr>
+              <w:spacing w:after="60" w:line="240" w:lineRule="auto"/>
+              <w:rPr>
+                <w:rFonts w:ascii="Tahoma" w:hAnsi="Tahoma" w:cs="Tahoma"/>
+                <w:color w:val="000000" w:themeColor="text1"/>
+                <w:lang w:val="fr-FR"/>
+              </w:rPr>
+            </w:pPr>
+            <w:r>
+              <w:rPr>
+                <w:rFonts w:ascii="Tahoma" w:hAnsi="Tahoma" w:cs="Tahoma"/>
+                <w:color w:val="000000" w:themeColor="text1"/>
+                <w:lang w:val="fr-FR"/>
+              </w:rPr>
+              <w:t xml:space="preserve">A45 : Reconnaître une force conservative et calculer son énergie potentielle (cahier ch. 4, fiche 05 ; TD n°4, ex. 5).</w:t>
+            </w:r>
+          </w:p>
+          <w:p>
+            <w:pPr>
+              <w:spacing w:after="60" w:line="240" w:lineRule="auto"/>
+              <w:rPr>
+                <w:rFonts w:ascii="Tahoma" w:hAnsi="Tahoma" w:cs="Tahoma"/>
+                <w:color w:val="000000" w:themeColor="text1"/>
+                <w:lang w:val="fr-FR"/>
+              </w:rPr>
+            </w:pPr>
+            <w:r>
+              <w:rPr>
+                <w:rFonts w:ascii="Tahoma" w:hAnsi="Tahoma" w:cs="Tahoma"/>
+                <w:color w:val="000000" w:themeColor="text1"/>
+                <w:lang w:val="fr-FR"/>
+              </w:rPr>
+              <w:t xml:space="preserve">A46 : Utiliser la conservation de l’énergie mécanique (cahier ch. 4, fiche 06 ; TD n°4, ex. 7 et 8).</w:t>
+            </w:r>
+          </w:p>
+          <w:p>
+            <w:pPr>
+              <w:spacing w:after="60" w:line="240" w:lineRule="auto"/>
+              <w:rPr>
+                <w:rFonts w:ascii="Tahoma" w:hAnsi="Tahoma" w:cs="Tahoma"/>
+                <w:color w:val="000000" w:themeColor="text1"/>
+                <w:lang w:val="fr-FR"/>
+              </w:rPr>
+            </w:pPr>
+            <w:r>
+              <w:rPr>
+                <w:rFonts w:ascii="Tahoma" w:hAnsi="Tahoma" w:cs="Tahoma"/>
+                <w:color w:val="000000" w:themeColor="text1"/>
+                <w:lang w:val="fr-FR"/>
+              </w:rPr>
+              <w:t xml:space="preserve">A47 : Lire un graphe d’énergie potentielle : équilibres et stabilité (cahier ch. 4, fiche 07 ; TD n°4, ex. 6).</w:t>
+            </w:r>
+          </w:p>
+          <w:p>
+            <w:pPr>
+              <w:spacing w:after="60" w:line="240" w:lineRule="auto"/>
+              <w:rPr>
+                <w:rFonts w:ascii="Tahoma" w:hAnsi="Tahoma" w:cs="Tahoma"/>
+                <w:color w:val="000000" w:themeColor="text1"/>
+                <w:lang w:val="fr-FR"/>
+              </w:rPr>
+            </w:pPr>
+            <w:r>
+              <w:rPr>
+                <w:rFonts w:ascii="Tahoma" w:hAnsi="Tahoma" w:cs="Tahoma"/>
+                <w:color w:val="000000" w:themeColor="text1"/>
+                <w:lang w:val="fr-FR"/>
+              </w:rPr>
+              <w:t xml:space="preserve">B4 : bilan du chapitre 4 : quiz, exercices d’entraînement et grille d’autoévaluation (cahier ch. 4, fiche 08).</w:t>
             </w:r>
           </w:p>
         </w:tc>
@@ -3890,7 +4142,7 @@
                 <w:color w:val="000000" w:themeColor="text1"/>
                 <w:lang w:val="fr-FR"/>
               </w:rPr>
-              <w:t xml:space="preserve">A51 : Composition des vitesses et des accélérations entre deux référentiels (cahier ch. 2, fiche 07 ; TD n°2, ex. 9).</w:t>
+              <w:t xml:space="preserve">A51 : Composer les vitesses et les accélérations entre deux référentiels (cahier ch. 2, fiche 07 ; TD n°2, ex. 9).</w:t>
             </w:r>
           </w:p>
           <w:p>
@@ -3908,25 +4160,7 @@
                 <w:color w:val="000000" w:themeColor="text1"/>
                 <w:lang w:val="fr-FR"/>
               </w:rPr>
-              <w:t xml:space="preserve">A52 : Étude de cas sur les forces d’inertie d’entraînement et de Coriolis : manège, Terre en rotation (activité à ajouter au cahier du chapitre 5).</w:t>
-            </w:r>
-          </w:p>
-          <w:p>
-            <w:pPr>
-              <w:spacing w:after="60" w:line="240" w:lineRule="auto"/>
-              <w:rPr>
-                <w:rFonts w:ascii="Tahoma" w:hAnsi="Tahoma" w:cs="Tahoma"/>
-                <w:color w:val="000000" w:themeColor="text1"/>
-                <w:lang w:val="fr-FR"/>
-              </w:rPr>
-            </w:pPr>
-            <w:r>
-              <w:rPr>
-                <w:rFonts w:ascii="Tahoma" w:hAnsi="Tahoma" w:cs="Tahoma"/>
-                <w:color w:val="000000" w:themeColor="text1"/>
-                <w:lang w:val="fr-FR"/>
-              </w:rPr>
-              <w:t xml:space="preserve">A53 : Bilan des chapitres : quiz, exercices d’entraînement et grilles d’autoévaluation (fiches bilans des cahiers).</w:t>
+              <w:t xml:space="preserve">A52 : Étude de cas sur les forces d’inertie d’entraînement et de Coriolis : manège, Terre en rotation (fiche à ajouter au cahier du chapitre 2).</w:t>
             </w:r>
           </w:p>
         </w:tc>
